--- a/docx_resources/Вечірня-Утреня/В,У - Мінея/09-Вересень/28-__-Харитона.docx
+++ b/docx_resources/Вечірня-Утреня/В,У - Мінея/09-Вересень/28-__-Харитона.docx
@@ -1609,6 +1609,7 @@
           <w:b/>
           <w:i/>
           <w:color w:val="FF0000"/>
+          <w:sz w:val="24"/>
         </w:rPr>
         <w:t>Вечірні молитви</w:t>
       </w:r>
@@ -3106,6 +3107,7 @@
           <w:b/>
           <w:i/>
           <w:color w:val="FF0000"/>
+          <w:sz w:val="24"/>
         </w:rPr>
         <w:t>Блажен муж</w:t>
       </w:r>
@@ -3469,6 +3471,7 @@
           <w:b/>
           <w:i/>
           <w:color w:val="FF0000"/>
+          <w:sz w:val="24"/>
         </w:rPr>
         <w:t>Мала єктенія</w:t>
       </w:r>
@@ -7047,6 +7050,7 @@
           <w:b/>
           <w:i/>
           <w:color w:val="FF0000"/>
+          <w:sz w:val="24"/>
         </w:rPr>
         <w:t>Стихири</w:t>
       </w:r>
@@ -9014,6 +9018,7 @@
           <w:b/>
           <w:i/>
           <w:color w:val="FF0000"/>
+          <w:sz w:val="24"/>
         </w:rPr>
         <w:t xml:space="preserve">Прокімен. </w:t>
       </w:r>
@@ -9022,6 +9027,7 @@
           <w:rFonts w:ascii="Times New Roman" w:eastAsia="Times New Roman" w:hAnsi="Times New Roman" w:cs="Times New Roman"/>
           <w:i/>
           <w:color w:val="FF0000"/>
+          <w:sz w:val="24"/>
         </w:rPr>
         <w:t>Псалом 53 (г. 5):</w:t>
       </w:r>
@@ -9117,6 +9123,7 @@
           <w:b/>
           <w:i/>
           <w:color w:val="FF0000"/>
+          <w:sz w:val="24"/>
         </w:rPr>
         <w:t>Читання</w:t>
       </w:r>
@@ -9712,6 +9719,7 @@
           <w:b/>
           <w:i/>
           <w:color w:val="FF0000"/>
+          <w:sz w:val="24"/>
         </w:rPr>
         <w:t>Єктенія усильного благання</w:t>
       </w:r>
@@ -10277,6 +10285,7 @@
           <w:b/>
           <w:i/>
           <w:color w:val="FF0000"/>
+          <w:sz w:val="24"/>
         </w:rPr>
         <w:t>Сподоби, Господи</w:t>
       </w:r>
@@ -11084,6 +11093,7 @@
           <w:b/>
           <w:i/>
           <w:color w:val="FF0000"/>
+          <w:sz w:val="24"/>
         </w:rPr>
         <w:t>Прохальна єктенія</w:t>
       </w:r>
@@ -12363,6 +12373,7 @@
           <w:b/>
           <w:i/>
           <w:color w:val="FF0000"/>
+          <w:sz w:val="24"/>
         </w:rPr>
         <w:t>Пісня Симеона</w:t>
       </w:r>
@@ -12724,6 +12735,7 @@
           <w:b/>
           <w:i/>
           <w:color w:val="FF0000"/>
+          <w:sz w:val="24"/>
         </w:rPr>
         <w:t>Тропарі</w:t>
       </w:r>
@@ -13283,6 +13295,7 @@
           <w:b/>
           <w:i/>
           <w:color w:val="FF0000"/>
+          <w:sz w:val="24"/>
         </w:rPr>
         <w:t>Після Вечірні</w:t>
       </w:r>
@@ -13351,6 +13364,7 @@
       <w:r>
         <w:rPr>
           <w:rFonts w:ascii="Times New Roman" w:hAnsi="Times New Roman" w:cs="Times New Roman"/>
+          <w:sz w:val="24"/>
         </w:rPr>
         <w:br w:type="page"/>
       </w:r>
@@ -15968,6 +15982,7 @@
           <w:b/>
           <w:i/>
           <w:color w:val="FF0000"/>
+          <w:sz w:val="24"/>
         </w:rPr>
         <w:t>Утренні молитви</w:t>
       </w:r>
@@ -17671,6 +17686,7 @@
           <w:b/>
           <w:i/>
           <w:color w:val="FF0000"/>
+          <w:sz w:val="24"/>
         </w:rPr>
         <w:t>Бог Господь...</w:t>
       </w:r>
@@ -17679,6 +17695,7 @@
           <w:rFonts w:ascii="Times New Roman" w:eastAsia="Times New Roman" w:hAnsi="Times New Roman" w:cs="Times New Roman"/>
           <w:i/>
           <w:color w:val="FF0000"/>
+          <w:sz w:val="24"/>
         </w:rPr>
         <w:t xml:space="preserve"> (Пс. 117), глас 8</w:t>
       </w:r>
@@ -17902,6 +17919,7 @@
           <w:b/>
           <w:i/>
           <w:color w:val="FF0000"/>
+          <w:sz w:val="24"/>
         </w:rPr>
         <w:t>Тропарі</w:t>
       </w:r>
@@ -18054,6 +18072,7 @@
           <w:b/>
           <w:i/>
           <w:color w:val="FF0000"/>
+          <w:sz w:val="24"/>
         </w:rPr>
         <w:t>Мала єктенія</w:t>
       </w:r>
@@ -18392,6 +18411,7 @@
           <w:b/>
           <w:i/>
           <w:color w:val="FF0000"/>
+          <w:sz w:val="24"/>
         </w:rPr>
         <w:t>Перший сідальний</w:t>
       </w:r>
@@ -18546,6 +18566,7 @@
           <w:b/>
           <w:i/>
           <w:color w:val="FF0000"/>
+          <w:sz w:val="24"/>
         </w:rPr>
         <w:t>Мала єктенія</w:t>
       </w:r>
@@ -18903,6 +18924,7 @@
           <w:b/>
           <w:i/>
           <w:color w:val="FF0000"/>
+          <w:sz w:val="24"/>
         </w:rPr>
         <w:t>Другий сідальний</w:t>
       </w:r>
@@ -19383,6 +19405,7 @@
           <w:b/>
           <w:i/>
           <w:color w:val="FF0000"/>
+          <w:sz w:val="24"/>
         </w:rPr>
         <w:t>Величання</w:t>
       </w:r>
@@ -19623,6 +19646,7 @@
           <w:b/>
           <w:i/>
           <w:color w:val="FF0000"/>
+          <w:sz w:val="24"/>
         </w:rPr>
         <w:t>Мала єктенія</w:t>
       </w:r>
@@ -19962,6 +19986,7 @@
           <w:b/>
           <w:i/>
           <w:color w:val="FF0000"/>
+          <w:sz w:val="24"/>
         </w:rPr>
         <w:t>Сідальний</w:t>
       </w:r>
@@ -20024,6 +20049,7 @@
           <w:b/>
           <w:i/>
           <w:color w:val="FF0000"/>
+          <w:sz w:val="24"/>
         </w:rPr>
         <w:t>Степенна пісня. Антифон 1</w:t>
       </w:r>
@@ -20032,6 +20058,7 @@
           <w:rFonts w:ascii="Times New Roman" w:eastAsia="Times New Roman" w:hAnsi="Times New Roman" w:cs="Times New Roman"/>
           <w:i/>
           <w:color w:val="FF0000"/>
+          <w:sz w:val="24"/>
         </w:rPr>
         <w:t xml:space="preserve"> (глас 4)</w:t>
       </w:r>
@@ -20287,6 +20314,7 @@
           <w:b/>
           <w:i/>
           <w:color w:val="FF0000"/>
+          <w:sz w:val="24"/>
         </w:rPr>
         <w:t xml:space="preserve">Прокімен. </w:t>
       </w:r>
@@ -20295,6 +20323,7 @@
           <w:rFonts w:ascii="Times New Roman" w:eastAsia="Times New Roman" w:hAnsi="Times New Roman" w:cs="Times New Roman"/>
           <w:i/>
           <w:color w:val="FF0000"/>
+          <w:sz w:val="24"/>
         </w:rPr>
         <w:t>Псалом 115 (г. 4)</w:t>
       </w:r>
@@ -21108,6 +21137,7 @@
           <w:b/>
           <w:i/>
           <w:color w:val="FF0000"/>
+          <w:sz w:val="24"/>
         </w:rPr>
         <w:t>Псалом 50</w:t>
       </w:r>
@@ -21766,6 +21796,7 @@
           <w:b/>
           <w:i/>
           <w:color w:val="FF0000"/>
+          <w:sz w:val="24"/>
         </w:rPr>
         <w:t>Єктенія:</w:t>
       </w:r>
@@ -22606,6 +22637,7 @@
           <w:b/>
           <w:i/>
           <w:color w:val="FF0000"/>
+          <w:sz w:val="24"/>
         </w:rPr>
         <w:lastRenderedPageBreak/>
         <w:t>Мала єктенія</w:t>
@@ -23732,6 +23764,7 @@
           <w:b/>
           <w:i/>
           <w:color w:val="FF0000"/>
+          <w:sz w:val="24"/>
         </w:rPr>
         <w:t>Мала єктенія</w:t>
       </w:r>
@@ -24704,6 +24737,7 @@
           <w:b/>
           <w:i/>
           <w:color w:val="FF0000"/>
+          <w:sz w:val="24"/>
         </w:rPr>
         <w:t>Пісня Богородиці</w:t>
       </w:r>
@@ -24968,6 +25002,7 @@
           <w:b/>
           <w:i/>
           <w:color w:val="FF0000"/>
+          <w:sz w:val="24"/>
         </w:rPr>
         <w:t>Пісня 9</w:t>
       </w:r>
@@ -25230,6 +25265,7 @@
           <w:b/>
           <w:i/>
           <w:color w:val="FF0000"/>
+          <w:sz w:val="24"/>
         </w:rPr>
         <w:t>Мала єктенія</w:t>
       </w:r>
@@ -25555,6 +25591,7 @@
           <w:b/>
           <w:i/>
           <w:color w:val="FF0000"/>
+          <w:sz w:val="24"/>
         </w:rPr>
         <w:t>Світильний</w:t>
       </w:r>
@@ -25563,6 +25600,7 @@
           <w:rFonts w:ascii="Times New Roman" w:eastAsia="Times New Roman" w:hAnsi="Times New Roman" w:cs="Times New Roman"/>
           <w:i/>
           <w:color w:val="FF0000"/>
+          <w:sz w:val="24"/>
         </w:rPr>
         <w:t>:</w:t>
       </w:r>
@@ -26246,6 +26284,7 @@
           <w:b/>
           <w:i/>
           <w:color w:val="FF0000"/>
+          <w:sz w:val="24"/>
         </w:rPr>
         <w:t>Стихири</w:t>
       </w:r>
@@ -26595,6 +26634,7 @@
           <w:b/>
           <w:i/>
           <w:color w:val="FF0000"/>
+          <w:sz w:val="24"/>
         </w:rPr>
         <w:t>Велике славослов'я</w:t>
       </w:r>
@@ -27224,6 +27264,7 @@
           <w:b/>
           <w:i/>
           <w:color w:val="FF0000"/>
+          <w:sz w:val="24"/>
         </w:rPr>
         <w:t>Тропар</w:t>
       </w:r>
@@ -27339,6 +27380,7 @@
           <w:b/>
           <w:i/>
           <w:color w:val="FF0000"/>
+          <w:sz w:val="24"/>
         </w:rPr>
         <w:t>Єктенія усильного благання</w:t>
       </w:r>
@@ -27759,6 +27801,7 @@
           <w:b/>
           <w:i/>
           <w:color w:val="FF0000"/>
+          <w:sz w:val="24"/>
         </w:rPr>
         <w:t>Прохальна єктенія</w:t>
       </w:r>
